--- a/Outputs/3. RIESGO DE INCENDIO SAN SEBASTIAN E.S. 7335 VALERO.docx
+++ b/Outputs/3. RIESGO DE INCENDIO SAN SEBASTIAN E.S. 7335 VALERO.docx
@@ -86,7 +86,7 @@
           <w:szCs w:val="24"/>
           <w:lang w:val="es-ES" w:eastAsia="es-ES"/>
         </w:rPr>
-        <w:t xml:space="preserve"/>
+        <w:t xml:space="preserve">GASOLINERA SAN SEBASTIAN S.A DE C.V.</w:t>
       </w:r>
     </w:p>
     <w:p>
@@ -1192,7 +1192,7 @@
                 <w:szCs w:val="18"/>
                 <w:lang w:eastAsia="es-MX"/>
               </w:rPr>
-              <w:t xml:space="preserve"/>
+              <w:t xml:space="preserve">GASOLINERA SAN SEBASTIAN S.A DE C.V.</w:t>
             </w:r>
           </w:p>
         </w:tc>
@@ -1707,7 +1707,7 @@
                 <w:szCs w:val="18"/>
                 <w:lang w:eastAsia="es-MX"/>
               </w:rPr>
-              <w:t xml:space="preserve"/>
+              <w:t xml:space="preserve">SAN SEBASTIAN E.S. 7335 VALERO</w:t>
             </w:r>
           </w:p>
         </w:tc>
@@ -12727,7 +12727,7 @@
               <w:bCs/>
               <w:noProof/>
             </w:rPr>
-            <w:t xml:space="preserve"/>
+            <w:t xml:space="preserve">GASOLINERA SAN SEBASTIAN S.A DE C.V.</w:t>
           </w:r>
         </w:p>
         <w:p>
@@ -12749,7 +12749,7 @@
               <w:bCs/>
               <w:noProof/>
             </w:rPr>
-            <w:t xml:space="preserve"/>
+            <w:t xml:space="preserve">SAN SEBASTIAN E.S. 7335 VALERO</w:t>
           </w:r>
         </w:p>
       </w:tc>
@@ -12773,6 +12773,43 @@
             <w:rPr>
               <w:noProof/>
             </w:rPr>
+            <w:t xml:space="preserve"/>
+          </w:r>
+          <w:r>
+            <w:drawing>
+              <wp:inline xmlns:wp="http://schemas.openxmlformats.org/drawingml/2006/wordprocessingDrawing" xmlns:a="http://schemas.openxmlformats.org/drawingml/2006/main" xmlns:pic="http://schemas.openxmlformats.org/drawingml/2006/picture" xmlns:r="http://schemas.openxmlformats.org/officeDocument/2006/relationships">
+                <wp:extent cx="631151" cy="540000"/>
+                <wp:docPr id="1" name="Picture 1"/>
+                <wp:cNvGraphicFramePr>
+                  <a:graphicFrameLocks noChangeAspect="1"/>
+                </wp:cNvGraphicFramePr>
+                <a:graphic>
+                  <a:graphicData uri="http://schemas.openxmlformats.org/drawingml/2006/picture">
+                    <pic:pic>
+                      <pic:nvPicPr>
+                        <pic:cNvPr id="0" name="logo2.jpg"/>
+                        <pic:cNvPicPr/>
+                      </pic:nvPicPr>
+                      <pic:blipFill>
+                        <a:blip r:embed="rId1"/>
+                        <a:stretch>
+                          <a:fillRect/>
+                        </a:stretch>
+                      </pic:blipFill>
+                      <pic:spPr>
+                        <a:xfrm>
+                          <a:off x="0" y="0"/>
+                          <a:ext cx="631151" cy="540000"/>
+                        </a:xfrm>
+                        <a:prstGeom prst="rect"/>
+                      </pic:spPr>
+                    </pic:pic>
+                  </a:graphicData>
+                </a:graphic>
+              </wp:inline>
+            </w:drawing>
+          </w:r>
+          <w:r>
             <w:t xml:space="preserve"/>
           </w:r>
         </w:p>

--- a/Outputs/3. RIESGO DE INCENDIO SAN SEBASTIAN E.S. 7335 VALERO.docx
+++ b/Outputs/3. RIESGO DE INCENDIO SAN SEBASTIAN E.S. 7335 VALERO.docx
@@ -12778,7 +12778,7 @@
           <w:r>
             <w:drawing>
               <wp:inline xmlns:wp="http://schemas.openxmlformats.org/drawingml/2006/wordprocessingDrawing" xmlns:a="http://schemas.openxmlformats.org/drawingml/2006/main" xmlns:pic="http://schemas.openxmlformats.org/drawingml/2006/picture" xmlns:r="http://schemas.openxmlformats.org/officeDocument/2006/relationships">
-                <wp:extent cx="631151" cy="540000"/>
+                <wp:extent cx="540000" cy="462013"/>
                 <wp:docPr id="1" name="Picture 1"/>
                 <wp:cNvGraphicFramePr>
                   <a:graphicFrameLocks noChangeAspect="1"/>
@@ -12799,7 +12799,7 @@
                       <pic:spPr>
                         <a:xfrm>
                           <a:off x="0" y="0"/>
-                          <a:ext cx="631151" cy="540000"/>
+                          <a:ext cx="540000" cy="462013"/>
                         </a:xfrm>
                         <a:prstGeom prst="rect"/>
                       </pic:spPr>

--- a/Outputs/3. RIESGO DE INCENDIO SAN SEBASTIAN E.S. 7335 VALERO.docx
+++ b/Outputs/3. RIESGO DE INCENDIO SAN SEBASTIAN E.S. 7335 VALERO.docx
@@ -86,7 +86,7 @@
           <w:szCs w:val="24"/>
           <w:lang w:val="es-ES" w:eastAsia="es-ES"/>
         </w:rPr>
-        <w:t xml:space="preserve">GASOLINERA SAN SEBASTIAN S.A DE C.V.</w:t>
+        <w:t xml:space="preserve"/>
       </w:r>
     </w:p>
     <w:p>
@@ -1192,7 +1192,7 @@
                 <w:szCs w:val="18"/>
                 <w:lang w:eastAsia="es-MX"/>
               </w:rPr>
-              <w:t xml:space="preserve">GASOLINERA SAN SEBASTIAN S.A DE C.V.</w:t>
+              <w:t xml:space="preserve"/>
             </w:r>
           </w:p>
         </w:tc>
@@ -1707,7 +1707,7 @@
                 <w:szCs w:val="18"/>
                 <w:lang w:eastAsia="es-MX"/>
               </w:rPr>
-              <w:t xml:space="preserve">SAN SEBASTIAN E.S. 7335 VALERO</w:t>
+              <w:t xml:space="preserve"/>
             </w:r>
           </w:p>
         </w:tc>
@@ -12727,7 +12727,7 @@
               <w:bCs/>
               <w:noProof/>
             </w:rPr>
-            <w:t xml:space="preserve">GASOLINERA SAN SEBASTIAN S.A DE C.V.</w:t>
+            <w:t xml:space="preserve"/>
           </w:r>
         </w:p>
         <w:p>
@@ -12749,7 +12749,7 @@
               <w:bCs/>
               <w:noProof/>
             </w:rPr>
-            <w:t xml:space="preserve">SAN SEBASTIAN E.S. 7335 VALERO</w:t>
+            <w:t xml:space="preserve"/>
           </w:r>
         </w:p>
       </w:tc>

--- a/Outputs/3. RIESGO DE INCENDIO SAN SEBASTIAN E.S. 7335 VALERO.docx
+++ b/Outputs/3. RIESGO DE INCENDIO SAN SEBASTIAN E.S. 7335 VALERO.docx
@@ -1,6 +1,6 @@
 
 <file path=word/document.xml><?xml version="1.0" encoding="utf-8"?>
-<w:document xmlns:wpc="http://schemas.microsoft.com/office/word/2010/wordprocessingCanvas" xmlns:cx="http://schemas.microsoft.com/office/drawing/2014/chartex" xmlns:cx1="http://schemas.microsoft.com/office/drawing/2015/9/8/chartex" xmlns:cx2="http://schemas.microsoft.com/office/drawing/2015/10/21/chartex" xmlns:cx3="http://schemas.microsoft.com/office/drawing/2016/5/9/chartex" xmlns:cx4="http://schemas.microsoft.com/office/drawing/2016/5/10/chartex" xmlns:cx5="http://schemas.microsoft.com/office/drawing/2016/5/11/chartex" xmlns:cx6="http://schemas.microsoft.com/office/drawing/2016/5/12/chartex" xmlns:cx7="http://schemas.microsoft.com/office/drawing/2016/5/13/chartex" xmlns:cx8="http://schemas.microsoft.com/office/drawing/2016/5/14/chartex" xmlns:mc="http://schemas.openxmlformats.org/markup-compatibility/2006" xmlns:aink="http://schemas.microsoft.com/office/drawing/2016/ink" xmlns:am3d="http://schemas.microsoft.com/office/drawing/2017/model3d" xmlns:o="urn:schemas-microsoft-com:office:office" xmlns:oel="http://schemas.microsoft.com/office/2019/extlst" xmlns:r="http://schemas.openxmlformats.org/officeDocument/2006/relationships" xmlns:m="http://schemas.openxmlformats.org/officeDocument/2006/math" xmlns:v="urn:schemas-microsoft-com:vml" xmlns:wp14="http://schemas.microsoft.com/office/word/2010/wordprocessingDrawing" xmlns:wp="http://schemas.openxmlformats.org/drawingml/2006/wordprocessingDrawing" xmlns:w10="urn:schemas-microsoft-com:office:word" xmlns:w="http://schemas.openxmlformats.org/wordprocessingml/2006/main" xmlns:w14="http://schemas.microsoft.com/office/word/2010/wordml" xmlns:w15="http://schemas.microsoft.com/office/word/2012/wordml" xmlns:w16cex="http://schemas.microsoft.com/office/word/2018/wordml/cex" xmlns:w16cid="http://schemas.microsoft.com/office/word/2016/wordml/cid" xmlns:w16="http://schemas.microsoft.com/office/word/2018/wordml" xmlns:w16du="http://schemas.microsoft.com/office/word/2023/wordml/word16du" xmlns:w16sdtdh="http://schemas.microsoft.com/office/word/2020/wordml/sdtdatahash" xmlns:w16se="http://schemas.microsoft.com/office/word/2015/wordml/symex" xmlns:wpg="http://schemas.microsoft.com/office/word/2010/wordprocessingGroup" xmlns:wpi="http://schemas.microsoft.com/office/word/2010/wordprocessingInk" xmlns:wne="http://schemas.microsoft.com/office/word/2006/wordml" xmlns:wps="http://schemas.microsoft.com/office/word/2010/wordprocessingShape" mc:Ignorable="w14 w15 w16se w16cid w16 w16cex w16sdtdh w16du wp14">
+<w:document xmlns:wpc="http://schemas.microsoft.com/office/word/2010/wordprocessingCanvas" xmlns:cx="http://schemas.microsoft.com/office/drawing/2014/chartex" xmlns:cx1="http://schemas.microsoft.com/office/drawing/2015/9/8/chartex" xmlns:cx2="http://schemas.microsoft.com/office/drawing/2015/10/21/chartex" xmlns:cx3="http://schemas.microsoft.com/office/drawing/2016/5/9/chartex" xmlns:cx4="http://schemas.microsoft.com/office/drawing/2016/5/10/chartex" xmlns:cx5="http://schemas.microsoft.com/office/drawing/2016/5/11/chartex" xmlns:cx6="http://schemas.microsoft.com/office/drawing/2016/5/12/chartex" xmlns:cx7="http://schemas.microsoft.com/office/drawing/2016/5/13/chartex" xmlns:cx8="http://schemas.microsoft.com/office/drawing/2016/5/14/chartex" xmlns:mc="http://schemas.openxmlformats.org/markup-compatibility/2006" xmlns:aink="http://schemas.microsoft.com/office/drawing/2016/ink" xmlns:am3d="http://schemas.microsoft.com/office/drawing/2017/model3d" xmlns:o="urn:schemas-microsoft-com:office:office" xmlns:oel="http://schemas.microsoft.com/office/2019/extlst" xmlns:r="http://schemas.openxmlformats.org/officeDocument/2006/relationships" xmlns:m="http://schemas.openxmlformats.org/officeDocument/2006/math" xmlns:v="urn:schemas-microsoft-com:vml" xmlns:wp14="http://schemas.microsoft.com/office/word/2010/wordprocessingDrawing" xmlns:wp="http://schemas.openxmlformats.org/drawingml/2006/wordprocessingDrawing" xmlns:w10="urn:schemas-microsoft-com:office:word" xmlns:w="http://schemas.openxmlformats.org/wordprocessingml/2006/main" xmlns:w14="http://schemas.microsoft.com/office/word/2010/wordml" xmlns:w15="http://schemas.microsoft.com/office/word/2012/wordml" xmlns:w16cex="http://schemas.microsoft.com/office/word/2018/wordml/cex" xmlns:w16cid="http://schemas.microsoft.com/office/word/2016/wordml/cid" xmlns:w16="http://schemas.microsoft.com/office/word/2018/wordml" xmlns:w16du="http://schemas.microsoft.com/office/word/2023/wordml/word16du" xmlns:w16sdtdh="http://schemas.microsoft.com/office/word/2020/wordml/sdtdatahash" xmlns:w16sdtfl="http://schemas.microsoft.com/office/word/2024/wordml/sdtformatlock" xmlns:w16se="http://schemas.microsoft.com/office/word/2015/wordml/symex" xmlns:wpg="http://schemas.microsoft.com/office/word/2010/wordprocessingGroup" xmlns:wpi="http://schemas.microsoft.com/office/word/2010/wordprocessingInk" xmlns:wne="http://schemas.microsoft.com/office/word/2006/wordml" xmlns:wps="http://schemas.microsoft.com/office/word/2010/wordprocessingShape" mc:Ignorable="w14 w15 w16se w16cid w16 w16cex w16sdtdh w16sdtfl w16du wp14">
   <w:body>
     <w:p>
       <w:pPr>
@@ -86,7 +86,7 @@
           <w:szCs w:val="24"/>
           <w:lang w:val="es-ES" w:eastAsia="es-ES"/>
         </w:rPr>
-        <w:t xml:space="preserve"/>
+        <w:t xml:space="preserve">GASOLINERA SAN SEBASTIAN S.A DE C.V.</w:t>
       </w:r>
     </w:p>
     <w:p>
@@ -168,23 +168,7 @@
           <w:sz w:val="24"/>
           <w:szCs w:val="24"/>
         </w:rPr>
-        <w:t xml:space="preserve"> </w:t>
-      </w:r>
-      <w:r>
-        <w:rPr>
-          <w:b/>
-          <w:sz w:val="24"/>
-          <w:szCs w:val="24"/>
-        </w:rPr>
-        <w:t xml:space="preserve"/>
-      </w:r>
-      <w:r>
-        <w:rPr>
-          <w:b/>
-          <w:sz w:val="24"/>
-          <w:szCs w:val="24"/>
-        </w:rPr>
-        <w:t xml:space="preserve">Col. </w:t>
+        <w:t xml:space="preserve"> Col. </w:t>
       </w:r>
       <w:r>
         <w:rPr>
@@ -208,7 +192,7 @@
           <w:sz w:val="24"/>
           <w:szCs w:val="24"/>
         </w:rPr>
-        <w:t xml:space="preserve"/>
+        <w:t xml:space="preserve">72710</w:t>
       </w:r>
       <w:r>
         <w:rPr>
@@ -224,7 +208,7 @@
           <w:sz w:val="24"/>
           <w:szCs w:val="24"/>
         </w:rPr>
-        <w:t xml:space="preserve"/>
+        <w:t xml:space="preserve">CUAUTLANCINGO</w:t>
       </w:r>
       <w:r>
         <w:rPr>
@@ -240,7 +224,7 @@
           <w:sz w:val="24"/>
           <w:szCs w:val="24"/>
         </w:rPr>
-        <w:t xml:space="preserve"/>
+        <w:t xml:space="preserve">PUEBLA</w:t>
       </w:r>
       <w:r>
         <w:rPr>
@@ -1192,7 +1176,7 @@
                 <w:szCs w:val="18"/>
                 <w:lang w:eastAsia="es-MX"/>
               </w:rPr>
-              <w:t xml:space="preserve"/>
+              <w:t xml:space="preserve">GASOLINERA SAN SEBASTIAN S.A DE C.V.</w:t>
             </w:r>
           </w:p>
         </w:tc>
@@ -1377,7 +1361,7 @@
                 <w:szCs w:val="18"/>
                 <w:lang w:eastAsia="es-MX"/>
               </w:rPr>
-              <w:t xml:space="preserve"> </w:t>
+              <w:t xml:space="preserve"> Col. </w:t>
             </w:r>
             <w:r>
               <w:rPr>
@@ -1401,7 +1385,7 @@
                 <w:szCs w:val="18"/>
                 <w:lang w:eastAsia="es-MX"/>
               </w:rPr>
-              <w:t xml:space="preserve"> Col. </w:t>
+              <w:t xml:space="preserve"> C.P. </w:t>
             </w:r>
             <w:r>
               <w:rPr>
@@ -1413,7 +1397,7 @@
                 <w:szCs w:val="18"/>
                 <w:lang w:eastAsia="es-MX"/>
               </w:rPr>
-              <w:t xml:space="preserve"/>
+              <w:t xml:space="preserve">72710</w:t>
             </w:r>
             <w:r>
               <w:rPr>
@@ -1425,7 +1409,7 @@
                 <w:szCs w:val="18"/>
                 <w:lang w:eastAsia="es-MX"/>
               </w:rPr>
-              <w:t xml:space="preserve"> C.P. </w:t>
+              <w:t xml:space="preserve"> </w:t>
             </w:r>
             <w:r>
               <w:rPr>
@@ -1437,7 +1421,7 @@
                 <w:szCs w:val="18"/>
                 <w:lang w:eastAsia="es-MX"/>
               </w:rPr>
-              <w:t xml:space="preserve"/>
+              <w:t xml:space="preserve">CUAUTLANCINGO</w:t>
             </w:r>
             <w:r>
               <w:rPr>
@@ -1449,7 +1433,7 @@
                 <w:szCs w:val="18"/>
                 <w:lang w:eastAsia="es-MX"/>
               </w:rPr>
-              <w:t xml:space="preserve"> </w:t>
+              <w:t xml:space="preserve">, </w:t>
             </w:r>
             <w:r>
               <w:rPr>
@@ -1461,31 +1445,7 @@
                 <w:szCs w:val="18"/>
                 <w:lang w:eastAsia="es-MX"/>
               </w:rPr>
-              <w:t xml:space="preserve"/>
-            </w:r>
-            <w:r>
-              <w:rPr>
-                <w:rFonts w:ascii="Calibri" w:eastAsia="Times New Roman" w:hAnsi="Calibri" w:cs="Calibri"/>
-                <w:b/>
-                <w:bCs/>
-                <w:color w:val="000000"/>
-                <w:sz w:val="18"/>
-                <w:szCs w:val="18"/>
-                <w:lang w:eastAsia="es-MX"/>
-              </w:rPr>
-              <w:t xml:space="preserve">, </w:t>
-            </w:r>
-            <w:r>
-              <w:rPr>
-                <w:rFonts w:ascii="Calibri" w:eastAsia="Times New Roman" w:hAnsi="Calibri" w:cs="Calibri"/>
-                <w:b/>
-                <w:bCs/>
-                <w:color w:val="000000"/>
-                <w:sz w:val="18"/>
-                <w:szCs w:val="18"/>
-                <w:lang w:eastAsia="es-MX"/>
-              </w:rPr>
-              <w:t xml:space="preserve"/>
+              <w:t xml:space="preserve">PUEBLA</w:t>
             </w:r>
           </w:p>
         </w:tc>
@@ -1634,7 +1594,7 @@
                 <w:szCs w:val="18"/>
                 <w:lang w:eastAsia="es-MX"/>
               </w:rPr>
-              <w:t xml:space="preserve"/>
+              <w:t xml:space="preserve">GASOLINERA</w:t>
             </w:r>
           </w:p>
         </w:tc>
@@ -1707,7 +1667,7 @@
                 <w:szCs w:val="18"/>
                 <w:lang w:eastAsia="es-MX"/>
               </w:rPr>
-              <w:t xml:space="preserve"/>
+              <w:t xml:space="preserve">SAN SEBASTIAN E.S. 7335 VALERO</w:t>
             </w:r>
           </w:p>
         </w:tc>
@@ -12256,7 +12216,7 @@
 </file>
 
 <file path=word/endnotes.xml><?xml version="1.0" encoding="utf-8"?>
-<w:endnotes xmlns:wpc="http://schemas.microsoft.com/office/word/2010/wordprocessingCanvas" xmlns:cx="http://schemas.microsoft.com/office/drawing/2014/chartex" xmlns:cx1="http://schemas.microsoft.com/office/drawing/2015/9/8/chartex" xmlns:cx2="http://schemas.microsoft.com/office/drawing/2015/10/21/chartex" xmlns:cx3="http://schemas.microsoft.com/office/drawing/2016/5/9/chartex" xmlns:cx4="http://schemas.microsoft.com/office/drawing/2016/5/10/chartex" xmlns:cx5="http://schemas.microsoft.com/office/drawing/2016/5/11/chartex" xmlns:cx6="http://schemas.microsoft.com/office/drawing/2016/5/12/chartex" xmlns:cx7="http://schemas.microsoft.com/office/drawing/2016/5/13/chartex" xmlns:cx8="http://schemas.microsoft.com/office/drawing/2016/5/14/chartex" xmlns:mc="http://schemas.openxmlformats.org/markup-compatibility/2006" xmlns:aink="http://schemas.microsoft.com/office/drawing/2016/ink" xmlns:am3d="http://schemas.microsoft.com/office/drawing/2017/model3d" xmlns:o="urn:schemas-microsoft-com:office:office" xmlns:oel="http://schemas.microsoft.com/office/2019/extlst" xmlns:r="http://schemas.openxmlformats.org/officeDocument/2006/relationships" xmlns:m="http://schemas.openxmlformats.org/officeDocument/2006/math" xmlns:v="urn:schemas-microsoft-com:vml" xmlns:wp14="http://schemas.microsoft.com/office/word/2010/wordprocessingDrawing" xmlns:wp="http://schemas.openxmlformats.org/drawingml/2006/wordprocessingDrawing" xmlns:w10="urn:schemas-microsoft-com:office:word" xmlns:w="http://schemas.openxmlformats.org/wordprocessingml/2006/main" xmlns:w14="http://schemas.microsoft.com/office/word/2010/wordml" xmlns:w15="http://schemas.microsoft.com/office/word/2012/wordml" xmlns:w16cex="http://schemas.microsoft.com/office/word/2018/wordml/cex" xmlns:w16cid="http://schemas.microsoft.com/office/word/2016/wordml/cid" xmlns:w16="http://schemas.microsoft.com/office/word/2018/wordml" xmlns:w16du="http://schemas.microsoft.com/office/word/2023/wordml/word16du" xmlns:w16sdtdh="http://schemas.microsoft.com/office/word/2020/wordml/sdtdatahash" xmlns:w16se="http://schemas.microsoft.com/office/word/2015/wordml/symex" xmlns:wpg="http://schemas.microsoft.com/office/word/2010/wordprocessingGroup" xmlns:wpi="http://schemas.microsoft.com/office/word/2010/wordprocessingInk" xmlns:wne="http://schemas.microsoft.com/office/word/2006/wordml" xmlns:wps="http://schemas.microsoft.com/office/word/2010/wordprocessingShape" mc:Ignorable="w14 w15 w16se w16cid w16 w16cex w16sdtdh w16du wp14">
+<w:endnotes xmlns:wpc="http://schemas.microsoft.com/office/word/2010/wordprocessingCanvas" xmlns:cx="http://schemas.microsoft.com/office/drawing/2014/chartex" xmlns:cx1="http://schemas.microsoft.com/office/drawing/2015/9/8/chartex" xmlns:cx2="http://schemas.microsoft.com/office/drawing/2015/10/21/chartex" xmlns:cx3="http://schemas.microsoft.com/office/drawing/2016/5/9/chartex" xmlns:cx4="http://schemas.microsoft.com/office/drawing/2016/5/10/chartex" xmlns:cx5="http://schemas.microsoft.com/office/drawing/2016/5/11/chartex" xmlns:cx6="http://schemas.microsoft.com/office/drawing/2016/5/12/chartex" xmlns:cx7="http://schemas.microsoft.com/office/drawing/2016/5/13/chartex" xmlns:cx8="http://schemas.microsoft.com/office/drawing/2016/5/14/chartex" xmlns:mc="http://schemas.openxmlformats.org/markup-compatibility/2006" xmlns:aink="http://schemas.microsoft.com/office/drawing/2016/ink" xmlns:am3d="http://schemas.microsoft.com/office/drawing/2017/model3d" xmlns:o="urn:schemas-microsoft-com:office:office" xmlns:oel="http://schemas.microsoft.com/office/2019/extlst" xmlns:r="http://schemas.openxmlformats.org/officeDocument/2006/relationships" xmlns:m="http://schemas.openxmlformats.org/officeDocument/2006/math" xmlns:v="urn:schemas-microsoft-com:vml" xmlns:wp14="http://schemas.microsoft.com/office/word/2010/wordprocessingDrawing" xmlns:wp="http://schemas.openxmlformats.org/drawingml/2006/wordprocessingDrawing" xmlns:w10="urn:schemas-microsoft-com:office:word" xmlns:w="http://schemas.openxmlformats.org/wordprocessingml/2006/main" xmlns:w14="http://schemas.microsoft.com/office/word/2010/wordml" xmlns:w15="http://schemas.microsoft.com/office/word/2012/wordml" xmlns:w16cex="http://schemas.microsoft.com/office/word/2018/wordml/cex" xmlns:w16cid="http://schemas.microsoft.com/office/word/2016/wordml/cid" xmlns:w16="http://schemas.microsoft.com/office/word/2018/wordml" xmlns:w16du="http://schemas.microsoft.com/office/word/2023/wordml/word16du" xmlns:w16sdtdh="http://schemas.microsoft.com/office/word/2020/wordml/sdtdatahash" xmlns:w16sdtfl="http://schemas.microsoft.com/office/word/2024/wordml/sdtformatlock" xmlns:w16se="http://schemas.microsoft.com/office/word/2015/wordml/symex" xmlns:wpg="http://schemas.microsoft.com/office/word/2010/wordprocessingGroup" xmlns:wpi="http://schemas.microsoft.com/office/word/2010/wordprocessingInk" xmlns:wne="http://schemas.microsoft.com/office/word/2006/wordml" xmlns:wps="http://schemas.microsoft.com/office/word/2010/wordprocessingShape" mc:Ignorable="w14 w15 w16se w16cid w16 w16cex w16sdtdh w16sdtfl w16du wp14">
   <w:endnote w:type="separator" w:id="-1">
     <w:p>
       <w:pPr>
@@ -12281,7 +12241,7 @@
 </file>
 
 <file path=word/footer1.xml><?xml version="1.0" encoding="utf-8"?>
-<w:ftr xmlns:wpc="http://schemas.microsoft.com/office/word/2010/wordprocessingCanvas" xmlns:cx="http://schemas.microsoft.com/office/drawing/2014/chartex" xmlns:cx1="http://schemas.microsoft.com/office/drawing/2015/9/8/chartex" xmlns:cx2="http://schemas.microsoft.com/office/drawing/2015/10/21/chartex" xmlns:cx3="http://schemas.microsoft.com/office/drawing/2016/5/9/chartex" xmlns:cx4="http://schemas.microsoft.com/office/drawing/2016/5/10/chartex" xmlns:cx5="http://schemas.microsoft.com/office/drawing/2016/5/11/chartex" xmlns:cx6="http://schemas.microsoft.com/office/drawing/2016/5/12/chartex" xmlns:cx7="http://schemas.microsoft.com/office/drawing/2016/5/13/chartex" xmlns:cx8="http://schemas.microsoft.com/office/drawing/2016/5/14/chartex" xmlns:mc="http://schemas.openxmlformats.org/markup-compatibility/2006" xmlns:aink="http://schemas.microsoft.com/office/drawing/2016/ink" xmlns:am3d="http://schemas.microsoft.com/office/drawing/2017/model3d" xmlns:o="urn:schemas-microsoft-com:office:office" xmlns:oel="http://schemas.microsoft.com/office/2019/extlst" xmlns:r="http://schemas.openxmlformats.org/officeDocument/2006/relationships" xmlns:m="http://schemas.openxmlformats.org/officeDocument/2006/math" xmlns:v="urn:schemas-microsoft-com:vml" xmlns:wp14="http://schemas.microsoft.com/office/word/2010/wordprocessingDrawing" xmlns:wp="http://schemas.openxmlformats.org/drawingml/2006/wordprocessingDrawing" xmlns:w10="urn:schemas-microsoft-com:office:word" xmlns:w="http://schemas.openxmlformats.org/wordprocessingml/2006/main" xmlns:w14="http://schemas.microsoft.com/office/word/2010/wordml" xmlns:w15="http://schemas.microsoft.com/office/word/2012/wordml" xmlns:w16cex="http://schemas.microsoft.com/office/word/2018/wordml/cex" xmlns:w16cid="http://schemas.microsoft.com/office/word/2016/wordml/cid" xmlns:w16="http://schemas.microsoft.com/office/word/2018/wordml" xmlns:w16du="http://schemas.microsoft.com/office/word/2023/wordml/word16du" xmlns:w16sdtdh="http://schemas.microsoft.com/office/word/2020/wordml/sdtdatahash" xmlns:w16se="http://schemas.microsoft.com/office/word/2015/wordml/symex" xmlns:wpg="http://schemas.microsoft.com/office/word/2010/wordprocessingGroup" xmlns:wpi="http://schemas.microsoft.com/office/word/2010/wordprocessingInk" xmlns:wne="http://schemas.microsoft.com/office/word/2006/wordml" xmlns:wps="http://schemas.microsoft.com/office/word/2010/wordprocessingShape" mc:Ignorable="w14 w15 w16se w16cid w16 w16cex w16sdtdh w16du wp14">
+<w:ftr xmlns:wpc="http://schemas.microsoft.com/office/word/2010/wordprocessingCanvas" xmlns:cx="http://schemas.microsoft.com/office/drawing/2014/chartex" xmlns:cx1="http://schemas.microsoft.com/office/drawing/2015/9/8/chartex" xmlns:cx2="http://schemas.microsoft.com/office/drawing/2015/10/21/chartex" xmlns:cx3="http://schemas.microsoft.com/office/drawing/2016/5/9/chartex" xmlns:cx4="http://schemas.microsoft.com/office/drawing/2016/5/10/chartex" xmlns:cx5="http://schemas.microsoft.com/office/drawing/2016/5/11/chartex" xmlns:cx6="http://schemas.microsoft.com/office/drawing/2016/5/12/chartex" xmlns:cx7="http://schemas.microsoft.com/office/drawing/2016/5/13/chartex" xmlns:cx8="http://schemas.microsoft.com/office/drawing/2016/5/14/chartex" xmlns:mc="http://schemas.openxmlformats.org/markup-compatibility/2006" xmlns:aink="http://schemas.microsoft.com/office/drawing/2016/ink" xmlns:am3d="http://schemas.microsoft.com/office/drawing/2017/model3d" xmlns:o="urn:schemas-microsoft-com:office:office" xmlns:oel="http://schemas.microsoft.com/office/2019/extlst" xmlns:r="http://schemas.openxmlformats.org/officeDocument/2006/relationships" xmlns:m="http://schemas.openxmlformats.org/officeDocument/2006/math" xmlns:v="urn:schemas-microsoft-com:vml" xmlns:wp14="http://schemas.microsoft.com/office/word/2010/wordprocessingDrawing" xmlns:wp="http://schemas.openxmlformats.org/drawingml/2006/wordprocessingDrawing" xmlns:w10="urn:schemas-microsoft-com:office:word" xmlns:w="http://schemas.openxmlformats.org/wordprocessingml/2006/main" xmlns:w14="http://schemas.microsoft.com/office/word/2010/wordml" xmlns:w15="http://schemas.microsoft.com/office/word/2012/wordml" xmlns:w16cex="http://schemas.microsoft.com/office/word/2018/wordml/cex" xmlns:w16cid="http://schemas.microsoft.com/office/word/2016/wordml/cid" xmlns:w16="http://schemas.microsoft.com/office/word/2018/wordml" xmlns:w16du="http://schemas.microsoft.com/office/word/2023/wordml/word16du" xmlns:w16sdtdh="http://schemas.microsoft.com/office/word/2020/wordml/sdtdatahash" xmlns:w16sdtfl="http://schemas.microsoft.com/office/word/2024/wordml/sdtformatlock" xmlns:w16se="http://schemas.microsoft.com/office/word/2015/wordml/symex" xmlns:wpg="http://schemas.microsoft.com/office/word/2010/wordprocessingGroup" xmlns:wpi="http://schemas.microsoft.com/office/word/2010/wordprocessingInk" xmlns:wne="http://schemas.microsoft.com/office/word/2006/wordml" xmlns:wps="http://schemas.microsoft.com/office/word/2010/wordprocessingShape" mc:Ignorable="w14 w15 w16se w16cid w16 w16cex w16sdtdh w16sdtfl w16du wp14">
   <w:sdt>
     <w:sdtPr>
       <w:id w:val="-1610963637"/>
@@ -12635,7 +12595,7 @@
 </file>
 
 <file path=word/footnotes.xml><?xml version="1.0" encoding="utf-8"?>
-<w:footnotes xmlns:wpc="http://schemas.microsoft.com/office/word/2010/wordprocessingCanvas" xmlns:cx="http://schemas.microsoft.com/office/drawing/2014/chartex" xmlns:cx1="http://schemas.microsoft.com/office/drawing/2015/9/8/chartex" xmlns:cx2="http://schemas.microsoft.com/office/drawing/2015/10/21/chartex" xmlns:cx3="http://schemas.microsoft.com/office/drawing/2016/5/9/chartex" xmlns:cx4="http://schemas.microsoft.com/office/drawing/2016/5/10/chartex" xmlns:cx5="http://schemas.microsoft.com/office/drawing/2016/5/11/chartex" xmlns:cx6="http://schemas.microsoft.com/office/drawing/2016/5/12/chartex" xmlns:cx7="http://schemas.microsoft.com/office/drawing/2016/5/13/chartex" xmlns:cx8="http://schemas.microsoft.com/office/drawing/2016/5/14/chartex" xmlns:mc="http://schemas.openxmlformats.org/markup-compatibility/2006" xmlns:aink="http://schemas.microsoft.com/office/drawing/2016/ink" xmlns:am3d="http://schemas.microsoft.com/office/drawing/2017/model3d" xmlns:o="urn:schemas-microsoft-com:office:office" xmlns:oel="http://schemas.microsoft.com/office/2019/extlst" xmlns:r="http://schemas.openxmlformats.org/officeDocument/2006/relationships" xmlns:m="http://schemas.openxmlformats.org/officeDocument/2006/math" xmlns:v="urn:schemas-microsoft-com:vml" xmlns:wp14="http://schemas.microsoft.com/office/word/2010/wordprocessingDrawing" xmlns:wp="http://schemas.openxmlformats.org/drawingml/2006/wordprocessingDrawing" xmlns:w10="urn:schemas-microsoft-com:office:word" xmlns:w="http://schemas.openxmlformats.org/wordprocessingml/2006/main" xmlns:w14="http://schemas.microsoft.com/office/word/2010/wordml" xmlns:w15="http://schemas.microsoft.com/office/word/2012/wordml" xmlns:w16cex="http://schemas.microsoft.com/office/word/2018/wordml/cex" xmlns:w16cid="http://schemas.microsoft.com/office/word/2016/wordml/cid" xmlns:w16="http://schemas.microsoft.com/office/word/2018/wordml" xmlns:w16du="http://schemas.microsoft.com/office/word/2023/wordml/word16du" xmlns:w16sdtdh="http://schemas.microsoft.com/office/word/2020/wordml/sdtdatahash" xmlns:w16se="http://schemas.microsoft.com/office/word/2015/wordml/symex" xmlns:wpg="http://schemas.microsoft.com/office/word/2010/wordprocessingGroup" xmlns:wpi="http://schemas.microsoft.com/office/word/2010/wordprocessingInk" xmlns:wne="http://schemas.microsoft.com/office/word/2006/wordml" xmlns:wps="http://schemas.microsoft.com/office/word/2010/wordprocessingShape" mc:Ignorable="w14 w15 w16se w16cid w16 w16cex w16sdtdh w16du wp14">
+<w:footnotes xmlns:wpc="http://schemas.microsoft.com/office/word/2010/wordprocessingCanvas" xmlns:cx="http://schemas.microsoft.com/office/drawing/2014/chartex" xmlns:cx1="http://schemas.microsoft.com/office/drawing/2015/9/8/chartex" xmlns:cx2="http://schemas.microsoft.com/office/drawing/2015/10/21/chartex" xmlns:cx3="http://schemas.microsoft.com/office/drawing/2016/5/9/chartex" xmlns:cx4="http://schemas.microsoft.com/office/drawing/2016/5/10/chartex" xmlns:cx5="http://schemas.microsoft.com/office/drawing/2016/5/11/chartex" xmlns:cx6="http://schemas.microsoft.com/office/drawing/2016/5/12/chartex" xmlns:cx7="http://schemas.microsoft.com/office/drawing/2016/5/13/chartex" xmlns:cx8="http://schemas.microsoft.com/office/drawing/2016/5/14/chartex" xmlns:mc="http://schemas.openxmlformats.org/markup-compatibility/2006" xmlns:aink="http://schemas.microsoft.com/office/drawing/2016/ink" xmlns:am3d="http://schemas.microsoft.com/office/drawing/2017/model3d" xmlns:o="urn:schemas-microsoft-com:office:office" xmlns:oel="http://schemas.microsoft.com/office/2019/extlst" xmlns:r="http://schemas.openxmlformats.org/officeDocument/2006/relationships" xmlns:m="http://schemas.openxmlformats.org/officeDocument/2006/math" xmlns:v="urn:schemas-microsoft-com:vml" xmlns:wp14="http://schemas.microsoft.com/office/word/2010/wordprocessingDrawing" xmlns:wp="http://schemas.openxmlformats.org/drawingml/2006/wordprocessingDrawing" xmlns:w10="urn:schemas-microsoft-com:office:word" xmlns:w="http://schemas.openxmlformats.org/wordprocessingml/2006/main" xmlns:w14="http://schemas.microsoft.com/office/word/2010/wordml" xmlns:w15="http://schemas.microsoft.com/office/word/2012/wordml" xmlns:w16cex="http://schemas.microsoft.com/office/word/2018/wordml/cex" xmlns:w16cid="http://schemas.microsoft.com/office/word/2016/wordml/cid" xmlns:w16="http://schemas.microsoft.com/office/word/2018/wordml" xmlns:w16du="http://schemas.microsoft.com/office/word/2023/wordml/word16du" xmlns:w16sdtdh="http://schemas.microsoft.com/office/word/2020/wordml/sdtdatahash" xmlns:w16sdtfl="http://schemas.microsoft.com/office/word/2024/wordml/sdtformatlock" xmlns:w16se="http://schemas.microsoft.com/office/word/2015/wordml/symex" xmlns:wpg="http://schemas.microsoft.com/office/word/2010/wordprocessingGroup" xmlns:wpi="http://schemas.microsoft.com/office/word/2010/wordprocessingInk" xmlns:wne="http://schemas.microsoft.com/office/word/2006/wordml" xmlns:wps="http://schemas.microsoft.com/office/word/2010/wordprocessingShape" mc:Ignorable="w14 w15 w16se w16cid w16 w16cex w16sdtdh w16sdtfl w16du wp14">
   <w:footnote w:type="separator" w:id="-1">
     <w:p>
       <w:pPr>
@@ -12660,7 +12620,7 @@
 </file>
 
 <file path=word/header1.xml><?xml version="1.0" encoding="utf-8"?>
-<w:hdr xmlns:wpc="http://schemas.microsoft.com/office/word/2010/wordprocessingCanvas" xmlns:cx="http://schemas.microsoft.com/office/drawing/2014/chartex" xmlns:cx1="http://schemas.microsoft.com/office/drawing/2015/9/8/chartex" xmlns:cx2="http://schemas.microsoft.com/office/drawing/2015/10/21/chartex" xmlns:cx3="http://schemas.microsoft.com/office/drawing/2016/5/9/chartex" xmlns:cx4="http://schemas.microsoft.com/office/drawing/2016/5/10/chartex" xmlns:cx5="http://schemas.microsoft.com/office/drawing/2016/5/11/chartex" xmlns:cx6="http://schemas.microsoft.com/office/drawing/2016/5/12/chartex" xmlns:cx7="http://schemas.microsoft.com/office/drawing/2016/5/13/chartex" xmlns:cx8="http://schemas.microsoft.com/office/drawing/2016/5/14/chartex" xmlns:mc="http://schemas.openxmlformats.org/markup-compatibility/2006" xmlns:aink="http://schemas.microsoft.com/office/drawing/2016/ink" xmlns:am3d="http://schemas.microsoft.com/office/drawing/2017/model3d" xmlns:o="urn:schemas-microsoft-com:office:office" xmlns:oel="http://schemas.microsoft.com/office/2019/extlst" xmlns:r="http://schemas.openxmlformats.org/officeDocument/2006/relationships" xmlns:m="http://schemas.openxmlformats.org/officeDocument/2006/math" xmlns:v="urn:schemas-microsoft-com:vml" xmlns:wp14="http://schemas.microsoft.com/office/word/2010/wordprocessingDrawing" xmlns:wp="http://schemas.openxmlformats.org/drawingml/2006/wordprocessingDrawing" xmlns:w10="urn:schemas-microsoft-com:office:word" xmlns:w="http://schemas.openxmlformats.org/wordprocessingml/2006/main" xmlns:w14="http://schemas.microsoft.com/office/word/2010/wordml" xmlns:w15="http://schemas.microsoft.com/office/word/2012/wordml" xmlns:w16cex="http://schemas.microsoft.com/office/word/2018/wordml/cex" xmlns:w16cid="http://schemas.microsoft.com/office/word/2016/wordml/cid" xmlns:w16="http://schemas.microsoft.com/office/word/2018/wordml" xmlns:w16du="http://schemas.microsoft.com/office/word/2023/wordml/word16du" xmlns:w16sdtdh="http://schemas.microsoft.com/office/word/2020/wordml/sdtdatahash" xmlns:w16se="http://schemas.microsoft.com/office/word/2015/wordml/symex" xmlns:wpg="http://schemas.microsoft.com/office/word/2010/wordprocessingGroup" xmlns:wpi="http://schemas.microsoft.com/office/word/2010/wordprocessingInk" xmlns:wne="http://schemas.microsoft.com/office/word/2006/wordml" xmlns:wps="http://schemas.microsoft.com/office/word/2010/wordprocessingShape" mc:Ignorable="w14 w15 w16se w16cid w16 w16cex w16sdtdh w16du wp14">
+<w:hdr xmlns:wpc="http://schemas.microsoft.com/office/word/2010/wordprocessingCanvas" xmlns:cx="http://schemas.microsoft.com/office/drawing/2014/chartex" xmlns:cx1="http://schemas.microsoft.com/office/drawing/2015/9/8/chartex" xmlns:cx2="http://schemas.microsoft.com/office/drawing/2015/10/21/chartex" xmlns:cx3="http://schemas.microsoft.com/office/drawing/2016/5/9/chartex" xmlns:cx4="http://schemas.microsoft.com/office/drawing/2016/5/10/chartex" xmlns:cx5="http://schemas.microsoft.com/office/drawing/2016/5/11/chartex" xmlns:cx6="http://schemas.microsoft.com/office/drawing/2016/5/12/chartex" xmlns:cx7="http://schemas.microsoft.com/office/drawing/2016/5/13/chartex" xmlns:cx8="http://schemas.microsoft.com/office/drawing/2016/5/14/chartex" xmlns:mc="http://schemas.openxmlformats.org/markup-compatibility/2006" xmlns:aink="http://schemas.microsoft.com/office/drawing/2016/ink" xmlns:am3d="http://schemas.microsoft.com/office/drawing/2017/model3d" xmlns:o="urn:schemas-microsoft-com:office:office" xmlns:oel="http://schemas.microsoft.com/office/2019/extlst" xmlns:r="http://schemas.openxmlformats.org/officeDocument/2006/relationships" xmlns:m="http://schemas.openxmlformats.org/officeDocument/2006/math" xmlns:v="urn:schemas-microsoft-com:vml" xmlns:wp14="http://schemas.microsoft.com/office/word/2010/wordprocessingDrawing" xmlns:wp="http://schemas.openxmlformats.org/drawingml/2006/wordprocessingDrawing" xmlns:w10="urn:schemas-microsoft-com:office:word" xmlns:w="http://schemas.openxmlformats.org/wordprocessingml/2006/main" xmlns:w14="http://schemas.microsoft.com/office/word/2010/wordml" xmlns:w15="http://schemas.microsoft.com/office/word/2012/wordml" xmlns:w16cex="http://schemas.microsoft.com/office/word/2018/wordml/cex" xmlns:w16cid="http://schemas.microsoft.com/office/word/2016/wordml/cid" xmlns:w16="http://schemas.microsoft.com/office/word/2018/wordml" xmlns:w16du="http://schemas.microsoft.com/office/word/2023/wordml/word16du" xmlns:w16sdtdh="http://schemas.microsoft.com/office/word/2020/wordml/sdtdatahash" xmlns:w16sdtfl="http://schemas.microsoft.com/office/word/2024/wordml/sdtformatlock" xmlns:w16se="http://schemas.microsoft.com/office/word/2015/wordml/symex" xmlns:wpg="http://schemas.microsoft.com/office/word/2010/wordprocessingGroup" xmlns:wpi="http://schemas.microsoft.com/office/word/2010/wordprocessingInk" xmlns:wne="http://schemas.microsoft.com/office/word/2006/wordml" xmlns:wps="http://schemas.microsoft.com/office/word/2010/wordprocessingShape" mc:Ignorable="w14 w15 w16se w16cid w16 w16cex w16sdtdh w16sdtfl w16du wp14">
   <w:tbl>
     <w:tblPr>
       <w:tblStyle w:val="Tablaconcuadrcula"/>
@@ -12704,7 +12664,15 @@
               <w:bCs/>
               <w:noProof/>
             </w:rPr>
-            <w:t>PROGRAMA INTERNO DE PROTECCIÓN CIVIL 2024</w:t>
+            <w:t xml:space="preserve">PROGRAMA INTERNO DE PROTECCIÓN CIVIL </w:t>
+          </w:r>
+          <w:r>
+            <w:rPr>
+              <w:b/>
+              <w:bCs/>
+              <w:noProof/>
+            </w:rPr>
+            <w:t xml:space="preserve"/>
           </w:r>
         </w:p>
         <w:p>
@@ -12727,7 +12695,7 @@
               <w:bCs/>
               <w:noProof/>
             </w:rPr>
-            <w:t xml:space="preserve"/>
+            <w:t xml:space="preserve">GASOLINERA SAN SEBASTIAN S.A DE C.V.</w:t>
           </w:r>
         </w:p>
         <w:p>
@@ -12749,7 +12717,7 @@
               <w:bCs/>
               <w:noProof/>
             </w:rPr>
-            <w:t xml:space="preserve"/>
+            <w:t xml:space="preserve">SAN SEBASTIAN E.S. 7335 VALERO</w:t>
           </w:r>
         </w:p>
       </w:tc>
@@ -12825,7 +12793,7 @@
 </file>
 
 <file path=word/header2.xml><?xml version="1.0" encoding="utf-8"?>
-<w:hdr xmlns:wpc="http://schemas.microsoft.com/office/word/2010/wordprocessingCanvas" xmlns:cx="http://schemas.microsoft.com/office/drawing/2014/chartex" xmlns:cx1="http://schemas.microsoft.com/office/drawing/2015/9/8/chartex" xmlns:cx2="http://schemas.microsoft.com/office/drawing/2015/10/21/chartex" xmlns:cx3="http://schemas.microsoft.com/office/drawing/2016/5/9/chartex" xmlns:cx4="http://schemas.microsoft.com/office/drawing/2016/5/10/chartex" xmlns:cx5="http://schemas.microsoft.com/office/drawing/2016/5/11/chartex" xmlns:cx6="http://schemas.microsoft.com/office/drawing/2016/5/12/chartex" xmlns:cx7="http://schemas.microsoft.com/office/drawing/2016/5/13/chartex" xmlns:cx8="http://schemas.microsoft.com/office/drawing/2016/5/14/chartex" xmlns:mc="http://schemas.openxmlformats.org/markup-compatibility/2006" xmlns:aink="http://schemas.microsoft.com/office/drawing/2016/ink" xmlns:am3d="http://schemas.microsoft.com/office/drawing/2017/model3d" xmlns:o="urn:schemas-microsoft-com:office:office" xmlns:oel="http://schemas.microsoft.com/office/2019/extlst" xmlns:r="http://schemas.openxmlformats.org/officeDocument/2006/relationships" xmlns:m="http://schemas.openxmlformats.org/officeDocument/2006/math" xmlns:v="urn:schemas-microsoft-com:vml" xmlns:wp14="http://schemas.microsoft.com/office/word/2010/wordprocessingDrawing" xmlns:wp="http://schemas.openxmlformats.org/drawingml/2006/wordprocessingDrawing" xmlns:w10="urn:schemas-microsoft-com:office:word" xmlns:w="http://schemas.openxmlformats.org/wordprocessingml/2006/main" xmlns:w14="http://schemas.microsoft.com/office/word/2010/wordml" xmlns:w15="http://schemas.microsoft.com/office/word/2012/wordml" xmlns:w16cex="http://schemas.microsoft.com/office/word/2018/wordml/cex" xmlns:w16cid="http://schemas.microsoft.com/office/word/2016/wordml/cid" xmlns:w16="http://schemas.microsoft.com/office/word/2018/wordml" xmlns:w16du="http://schemas.microsoft.com/office/word/2023/wordml/word16du" xmlns:w16sdtdh="http://schemas.microsoft.com/office/word/2020/wordml/sdtdatahash" xmlns:w16se="http://schemas.microsoft.com/office/word/2015/wordml/symex" xmlns:wpg="http://schemas.microsoft.com/office/word/2010/wordprocessingGroup" xmlns:wpi="http://schemas.microsoft.com/office/word/2010/wordprocessingInk" xmlns:wne="http://schemas.microsoft.com/office/word/2006/wordml" xmlns:wps="http://schemas.microsoft.com/office/word/2010/wordprocessingShape" mc:Ignorable="w14 w15 w16se w16cid w16 w16cex w16sdtdh w16du wp14">
+<w:hdr xmlns:wpc="http://schemas.microsoft.com/office/word/2010/wordprocessingCanvas" xmlns:cx="http://schemas.microsoft.com/office/drawing/2014/chartex" xmlns:cx1="http://schemas.microsoft.com/office/drawing/2015/9/8/chartex" xmlns:cx2="http://schemas.microsoft.com/office/drawing/2015/10/21/chartex" xmlns:cx3="http://schemas.microsoft.com/office/drawing/2016/5/9/chartex" xmlns:cx4="http://schemas.microsoft.com/office/drawing/2016/5/10/chartex" xmlns:cx5="http://schemas.microsoft.com/office/drawing/2016/5/11/chartex" xmlns:cx6="http://schemas.microsoft.com/office/drawing/2016/5/12/chartex" xmlns:cx7="http://schemas.microsoft.com/office/drawing/2016/5/13/chartex" xmlns:cx8="http://schemas.microsoft.com/office/drawing/2016/5/14/chartex" xmlns:mc="http://schemas.openxmlformats.org/markup-compatibility/2006" xmlns:aink="http://schemas.microsoft.com/office/drawing/2016/ink" xmlns:am3d="http://schemas.microsoft.com/office/drawing/2017/model3d" xmlns:o="urn:schemas-microsoft-com:office:office" xmlns:oel="http://schemas.microsoft.com/office/2019/extlst" xmlns:r="http://schemas.openxmlformats.org/officeDocument/2006/relationships" xmlns:m="http://schemas.openxmlformats.org/officeDocument/2006/math" xmlns:v="urn:schemas-microsoft-com:vml" xmlns:wp14="http://schemas.microsoft.com/office/word/2010/wordprocessingDrawing" xmlns:wp="http://schemas.openxmlformats.org/drawingml/2006/wordprocessingDrawing" xmlns:w10="urn:schemas-microsoft-com:office:word" xmlns:w="http://schemas.openxmlformats.org/wordprocessingml/2006/main" xmlns:w14="http://schemas.microsoft.com/office/word/2010/wordml" xmlns:w15="http://schemas.microsoft.com/office/word/2012/wordml" xmlns:w16cex="http://schemas.microsoft.com/office/word/2018/wordml/cex" xmlns:w16cid="http://schemas.microsoft.com/office/word/2016/wordml/cid" xmlns:w16="http://schemas.microsoft.com/office/word/2018/wordml" xmlns:w16du="http://schemas.microsoft.com/office/word/2023/wordml/word16du" xmlns:w16sdtdh="http://schemas.microsoft.com/office/word/2020/wordml/sdtdatahash" xmlns:w16sdtfl="http://schemas.microsoft.com/office/word/2024/wordml/sdtformatlock" xmlns:w16se="http://schemas.microsoft.com/office/word/2015/wordml/symex" xmlns:wpg="http://schemas.microsoft.com/office/word/2010/wordprocessingGroup" xmlns:wpi="http://schemas.microsoft.com/office/word/2010/wordprocessingInk" xmlns:wne="http://schemas.microsoft.com/office/word/2006/wordml" xmlns:wps="http://schemas.microsoft.com/office/word/2010/wordprocessingShape" mc:Ignorable="w14 w15 w16se w16cid w16 w16cex w16sdtdh w16sdtfl w16du wp14">
   <w:p>
     <w:pPr>
       <w:pStyle w:val="Encabezado"/>
@@ -13041,7 +13009,7 @@
 </file>
 
 <file path=word/numbering.xml><?xml version="1.0" encoding="utf-8"?>
-<w:numbering xmlns:wpc="http://schemas.microsoft.com/office/word/2010/wordprocessingCanvas" xmlns:cx="http://schemas.microsoft.com/office/drawing/2014/chartex" xmlns:cx1="http://schemas.microsoft.com/office/drawing/2015/9/8/chartex" xmlns:cx2="http://schemas.microsoft.com/office/drawing/2015/10/21/chartex" xmlns:cx3="http://schemas.microsoft.com/office/drawing/2016/5/9/chartex" xmlns:cx4="http://schemas.microsoft.com/office/drawing/2016/5/10/chartex" xmlns:cx5="http://schemas.microsoft.com/office/drawing/2016/5/11/chartex" xmlns:cx6="http://schemas.microsoft.com/office/drawing/2016/5/12/chartex" xmlns:cx7="http://schemas.microsoft.com/office/drawing/2016/5/13/chartex" xmlns:cx8="http://schemas.microsoft.com/office/drawing/2016/5/14/chartex" xmlns:mc="http://schemas.openxmlformats.org/markup-compatibility/2006" xmlns:aink="http://schemas.microsoft.com/office/drawing/2016/ink" xmlns:am3d="http://schemas.microsoft.com/office/drawing/2017/model3d" xmlns:o="urn:schemas-microsoft-com:office:office" xmlns:oel="http://schemas.microsoft.com/office/2019/extlst" xmlns:r="http://schemas.openxmlformats.org/officeDocument/2006/relationships" xmlns:m="http://schemas.openxmlformats.org/officeDocument/2006/math" xmlns:v="urn:schemas-microsoft-com:vml" xmlns:wp14="http://schemas.microsoft.com/office/word/2010/wordprocessingDrawing" xmlns:wp="http://schemas.openxmlformats.org/drawingml/2006/wordprocessingDrawing" xmlns:w10="urn:schemas-microsoft-com:office:word" xmlns:w="http://schemas.openxmlformats.org/wordprocessingml/2006/main" xmlns:w14="http://schemas.microsoft.com/office/word/2010/wordml" xmlns:w15="http://schemas.microsoft.com/office/word/2012/wordml" xmlns:w16cex="http://schemas.microsoft.com/office/word/2018/wordml/cex" xmlns:w16cid="http://schemas.microsoft.com/office/word/2016/wordml/cid" xmlns:w16="http://schemas.microsoft.com/office/word/2018/wordml" xmlns:w16du="http://schemas.microsoft.com/office/word/2023/wordml/word16du" xmlns:w16sdtdh="http://schemas.microsoft.com/office/word/2020/wordml/sdtdatahash" xmlns:w16se="http://schemas.microsoft.com/office/word/2015/wordml/symex" xmlns:wpg="http://schemas.microsoft.com/office/word/2010/wordprocessingGroup" xmlns:wpi="http://schemas.microsoft.com/office/word/2010/wordprocessingInk" xmlns:wne="http://schemas.microsoft.com/office/word/2006/wordml" xmlns:wps="http://schemas.microsoft.com/office/word/2010/wordprocessingShape" mc:Ignorable="w14 w15 w16se w16cid w16 w16cex w16sdtdh w16du wp14">
+<w:numbering xmlns:wpc="http://schemas.microsoft.com/office/word/2010/wordprocessingCanvas" xmlns:cx="http://schemas.microsoft.com/office/drawing/2014/chartex" xmlns:cx1="http://schemas.microsoft.com/office/drawing/2015/9/8/chartex" xmlns:cx2="http://schemas.microsoft.com/office/drawing/2015/10/21/chartex" xmlns:cx3="http://schemas.microsoft.com/office/drawing/2016/5/9/chartex" xmlns:cx4="http://schemas.microsoft.com/office/drawing/2016/5/10/chartex" xmlns:cx5="http://schemas.microsoft.com/office/drawing/2016/5/11/chartex" xmlns:cx6="http://schemas.microsoft.com/office/drawing/2016/5/12/chartex" xmlns:cx7="http://schemas.microsoft.com/office/drawing/2016/5/13/chartex" xmlns:cx8="http://schemas.microsoft.com/office/drawing/2016/5/14/chartex" xmlns:mc="http://schemas.openxmlformats.org/markup-compatibility/2006" xmlns:aink="http://schemas.microsoft.com/office/drawing/2016/ink" xmlns:am3d="http://schemas.microsoft.com/office/drawing/2017/model3d" xmlns:o="urn:schemas-microsoft-com:office:office" xmlns:oel="http://schemas.microsoft.com/office/2019/extlst" xmlns:r="http://schemas.openxmlformats.org/officeDocument/2006/relationships" xmlns:m="http://schemas.openxmlformats.org/officeDocument/2006/math" xmlns:v="urn:schemas-microsoft-com:vml" xmlns:wp14="http://schemas.microsoft.com/office/word/2010/wordprocessingDrawing" xmlns:wp="http://schemas.openxmlformats.org/drawingml/2006/wordprocessingDrawing" xmlns:w10="urn:schemas-microsoft-com:office:word" xmlns:w="http://schemas.openxmlformats.org/wordprocessingml/2006/main" xmlns:w14="http://schemas.microsoft.com/office/word/2010/wordml" xmlns:w15="http://schemas.microsoft.com/office/word/2012/wordml" xmlns:w16cex="http://schemas.microsoft.com/office/word/2018/wordml/cex" xmlns:w16cid="http://schemas.microsoft.com/office/word/2016/wordml/cid" xmlns:w16="http://schemas.microsoft.com/office/word/2018/wordml" xmlns:w16du="http://schemas.microsoft.com/office/word/2023/wordml/word16du" xmlns:w16sdtdh="http://schemas.microsoft.com/office/word/2020/wordml/sdtdatahash" xmlns:w16sdtfl="http://schemas.microsoft.com/office/word/2024/wordml/sdtformatlock" xmlns:w16se="http://schemas.microsoft.com/office/word/2015/wordml/symex" xmlns:wpg="http://schemas.microsoft.com/office/word/2010/wordprocessingGroup" xmlns:wpi="http://schemas.microsoft.com/office/word/2010/wordprocessingInk" xmlns:wne="http://schemas.microsoft.com/office/word/2006/wordml" xmlns:wps="http://schemas.microsoft.com/office/word/2010/wordprocessingShape" mc:Ignorable="w14 w15 w16se w16cid w16 w16cex w16sdtdh w16sdtfl w16du wp14">
   <w:abstractNum w:abstractNumId="0" w15:restartNumberingAfterBreak="0">
     <w:nsid w:val="FFFFFF89"/>
     <w:multiLevelType w:val="singleLevel"/>
@@ -13305,7 +13273,7 @@
 </file>
 
 <file path=word/styles.xml><?xml version="1.0" encoding="utf-8"?>
-<w:styles xmlns:mc="http://schemas.openxmlformats.org/markup-compatibility/2006" xmlns:r="http://schemas.openxmlformats.org/officeDocument/2006/relationships" xmlns:w="http://schemas.openxmlformats.org/wordprocessingml/2006/main" xmlns:w14="http://schemas.microsoft.com/office/word/2010/wordml" xmlns:w15="http://schemas.microsoft.com/office/word/2012/wordml" xmlns:w16cex="http://schemas.microsoft.com/office/word/2018/wordml/cex" xmlns:w16cid="http://schemas.microsoft.com/office/word/2016/wordml/cid" xmlns:w16="http://schemas.microsoft.com/office/word/2018/wordml" xmlns:w16du="http://schemas.microsoft.com/office/word/2023/wordml/word16du" xmlns:w16sdtdh="http://schemas.microsoft.com/office/word/2020/wordml/sdtdatahash" xmlns:w16se="http://schemas.microsoft.com/office/word/2015/wordml/symex" mc:Ignorable="w14 w15 w16se w16cid w16 w16cex w16sdtdh w16du">
+<w:styles xmlns:mc="http://schemas.openxmlformats.org/markup-compatibility/2006" xmlns:r="http://schemas.openxmlformats.org/officeDocument/2006/relationships" xmlns:w="http://schemas.openxmlformats.org/wordprocessingml/2006/main" xmlns:w14="http://schemas.microsoft.com/office/word/2010/wordml" xmlns:w15="http://schemas.microsoft.com/office/word/2012/wordml" xmlns:w16cex="http://schemas.microsoft.com/office/word/2018/wordml/cex" xmlns:w16cid="http://schemas.microsoft.com/office/word/2016/wordml/cid" xmlns:w16="http://schemas.microsoft.com/office/word/2018/wordml" xmlns:w16du="http://schemas.microsoft.com/office/word/2023/wordml/word16du" xmlns:w16sdtdh="http://schemas.microsoft.com/office/word/2020/wordml/sdtdatahash" xmlns:w16sdtfl="http://schemas.microsoft.com/office/word/2024/wordml/sdtformatlock" xmlns:w16se="http://schemas.microsoft.com/office/word/2015/wordml/symex" mc:Ignorable="w14 w15 w16se w16cid w16 w16cex w16sdtdh w16sdtfl w16du">
   <w:docDefaults>
     <w:rPrDefault>
       <w:rPr>
